--- a/skills/legal-os-litigation/assets/templates/仲裁答辩书_标准模板.docx
+++ b/skills/legal-os-litigation/assets/templates/仲裁答辩书_标准模板.docx
@@ -9,7 +9,7 @@
       </w:pPr>
       <w:r>
         <w:rPr>
-          <w:rFonts w:ascii="Times New Roman" w:hAnsi="Times New Roman" w:eastAsia="黑体"/>
+          <w:rFonts w:ascii="黑体" w:hAnsi="黑体" w:eastAsia="黑体"/>
           <w:b/>
           <w:sz w:val="44"/>
         </w:rPr>
@@ -22,8 +22,7 @@
       </w:pPr>
       <w:r>
         <w:rPr>
-          <w:rFonts w:ascii="Times New Roman" w:hAnsi="Times New Roman" w:eastAsia="仿宋_GB2312"/>
-          <w:sz w:val="32"/>
+          <w:rFonts w:ascii="仿宋_GB2312" w:hAnsi="仿宋_GB2312" w:eastAsia="仿宋_GB2312"/>
         </w:rPr>
         <w:t>答辩人（被申请人）：〔姓名或单位名称〕</w:t>
       </w:r>
@@ -34,8 +33,7 @@
       </w:pPr>
       <w:r>
         <w:rPr>
-          <w:rFonts w:ascii="Times New Roman" w:hAnsi="Times New Roman" w:eastAsia="仿宋_GB2312"/>
-          <w:sz w:val="32"/>
+          <w:rFonts w:ascii="仿宋_GB2312" w:hAnsi="仿宋_GB2312" w:eastAsia="仿宋_GB2312"/>
         </w:rPr>
         <w:t>统一社会信用代码/身份证号：〔填写〕</w:t>
       </w:r>
@@ -46,8 +44,7 @@
       </w:pPr>
       <w:r>
         <w:rPr>
-          <w:rFonts w:ascii="Times New Roman" w:hAnsi="Times New Roman" w:eastAsia="仿宋_GB2312"/>
-          <w:sz w:val="32"/>
+          <w:rFonts w:ascii="仿宋_GB2312" w:hAnsi="仿宋_GB2312" w:eastAsia="仿宋_GB2312"/>
         </w:rPr>
         <w:t>住所地：〔填写〕</w:t>
       </w:r>
@@ -58,8 +55,7 @@
       </w:pPr>
       <w:r>
         <w:rPr>
-          <w:rFonts w:ascii="Times New Roman" w:hAnsi="Times New Roman" w:eastAsia="仿宋_GB2312"/>
-          <w:sz w:val="32"/>
+          <w:rFonts w:ascii="仿宋_GB2312" w:hAnsi="仿宋_GB2312" w:eastAsia="仿宋_GB2312"/>
         </w:rPr>
         <w:t>法定代表人/负责人：〔填写，个人可删除本行〕</w:t>
       </w:r>
@@ -70,8 +66,7 @@
       </w:pPr>
       <w:r>
         <w:rPr>
-          <w:rFonts w:ascii="Times New Roman" w:hAnsi="Times New Roman" w:eastAsia="仿宋_GB2312"/>
-          <w:sz w:val="32"/>
+          <w:rFonts w:ascii="仿宋_GB2312" w:hAnsi="仿宋_GB2312" w:eastAsia="仿宋_GB2312"/>
         </w:rPr>
         <w:t>委托代理人：〔填写〕</w:t>
       </w:r>
@@ -82,8 +77,7 @@
       </w:pPr>
       <w:r>
         <w:rPr>
-          <w:rFonts w:ascii="Times New Roman" w:hAnsi="Times New Roman" w:eastAsia="仿宋_GB2312"/>
-          <w:sz w:val="32"/>
+          <w:rFonts w:ascii="仿宋_GB2312" w:hAnsi="仿宋_GB2312" w:eastAsia="仿宋_GB2312"/>
         </w:rPr>
         <w:t>联系电话：〔填写〕</w:t>
       </w:r>
@@ -91,8 +85,12 @@
     <w:p>
       <w:pPr>
         <w:pStyle w:val="LegalNoIndent"/>
-        <w:spacing w:line="560" w:lineRule="exact"/>
       </w:pPr>
+      <w:r>
+        <w:rPr>
+          <w:rFonts w:ascii="仿宋_GB2312" w:hAnsi="仿宋_GB2312" w:eastAsia="仿宋_GB2312"/>
+        </w:rPr>
+      </w:r>
     </w:p>
     <w:p>
       <w:pPr>
@@ -100,8 +98,7 @@
       </w:pPr>
       <w:r>
         <w:rPr>
-          <w:rFonts w:ascii="Times New Roman" w:hAnsi="Times New Roman" w:eastAsia="仿宋_GB2312"/>
-          <w:sz w:val="32"/>
+          <w:rFonts w:ascii="仿宋_GB2312" w:hAnsi="仿宋_GB2312" w:eastAsia="仿宋_GB2312"/>
         </w:rPr>
         <w:t>被答辩人（申请人）：〔姓名或单位名称〕</w:t>
       </w:r>
@@ -112,8 +109,7 @@
       </w:pPr>
       <w:r>
         <w:rPr>
-          <w:rFonts w:ascii="Times New Roman" w:hAnsi="Times New Roman" w:eastAsia="仿宋_GB2312"/>
-          <w:sz w:val="32"/>
+          <w:rFonts w:ascii="仿宋_GB2312" w:hAnsi="仿宋_GB2312" w:eastAsia="仿宋_GB2312"/>
         </w:rPr>
         <w:t>案号：〔如已知，填写〕</w:t>
       </w:r>
@@ -121,8 +117,12 @@
     <w:p>
       <w:pPr>
         <w:pStyle w:val="LegalNoIndent"/>
-        <w:spacing w:line="560" w:lineRule="exact"/>
       </w:pPr>
+      <w:r>
+        <w:rPr>
+          <w:rFonts w:ascii="仿宋_GB2312" w:hAnsi="仿宋_GB2312" w:eastAsia="仿宋_GB2312"/>
+        </w:rPr>
+      </w:r>
     </w:p>
     <w:p>
       <w:pPr>
@@ -130,9 +130,7 @@
       </w:pPr>
       <w:r>
         <w:rPr>
-          <w:rFonts w:ascii="Times New Roman" w:hAnsi="Times New Roman" w:eastAsia="黑体"/>
-          <w:b/>
-          <w:sz w:val="32"/>
+          <w:rFonts w:ascii="黑体" w:hAnsi="黑体" w:eastAsia="黑体"/>
         </w:rPr>
         <w:t>一、答辩请求</w:t>
       </w:r>
@@ -147,8 +145,7 @@
       </w:pPr>
       <w:r>
         <w:rPr>
-          <w:rFonts w:ascii="Times New Roman" w:hAnsi="Times New Roman" w:eastAsia="仿宋_GB2312"/>
-          <w:sz w:val="32"/>
+          <w:rFonts w:ascii="仿宋_GB2312" w:hAnsi="仿宋_GB2312" w:eastAsia="仿宋_GB2312"/>
         </w:rPr>
         <w:t>请求依法驳回被答辩人的全部/部分仲裁请求；</w:t>
       </w:r>
@@ -163,8 +160,7 @@
       </w:pPr>
       <w:r>
         <w:rPr>
-          <w:rFonts w:ascii="Times New Roman" w:hAnsi="Times New Roman" w:eastAsia="仿宋_GB2312"/>
-          <w:sz w:val="32"/>
+          <w:rFonts w:ascii="仿宋_GB2312" w:hAnsi="仿宋_GB2312" w:eastAsia="仿宋_GB2312"/>
         </w:rPr>
         <w:t>本案仲裁费用由被答辩人承担；</w:t>
       </w:r>
@@ -179,17 +175,20 @@
       </w:pPr>
       <w:r>
         <w:rPr>
-          <w:rFonts w:ascii="Times New Roman" w:hAnsi="Times New Roman" w:eastAsia="仿宋_GB2312"/>
-          <w:sz w:val="32"/>
+          <w:rFonts w:ascii="仿宋_GB2312" w:hAnsi="仿宋_GB2312" w:eastAsia="仿宋_GB2312"/>
         </w:rPr>
-        <w:t>其他：〔填写〕。</w:t>
+        <w:t>其他：〔根据案件实际填写，无则删除〕。</w:t>
       </w:r>
     </w:p>
     <w:p>
       <w:pPr>
         <w:pStyle w:val="LegalNoIndent"/>
-        <w:spacing w:line="560" w:lineRule="exact"/>
       </w:pPr>
+      <w:r>
+        <w:rPr>
+          <w:rFonts w:ascii="仿宋_GB2312" w:hAnsi="仿宋_GB2312" w:eastAsia="仿宋_GB2312"/>
+        </w:rPr>
+      </w:r>
     </w:p>
     <w:p>
       <w:pPr>
@@ -197,11 +196,9 @@
       </w:pPr>
       <w:r>
         <w:rPr>
-          <w:rFonts w:ascii="Times New Roman" w:hAnsi="Times New Roman" w:eastAsia="黑体"/>
-          <w:b/>
-          <w:sz w:val="32"/>
+          <w:rFonts w:ascii="黑体" w:hAnsi="黑体" w:eastAsia="黑体"/>
         </w:rPr>
-        <w:t>二、事实与理由</w:t>
+        <w:t>二、答辩意见</w:t>
       </w:r>
     </w:p>
     <w:p>
@@ -210,10 +207,30 @@
       </w:pPr>
       <w:r>
         <w:rPr>
-          <w:rFonts w:ascii="Times New Roman" w:hAnsi="Times New Roman" w:eastAsia="仿宋_GB2312"/>
-          <w:sz w:val="32"/>
+          <w:rFonts w:ascii="仿宋_GB2312" w:hAnsi="仿宋_GB2312" w:eastAsia="仿宋_GB2312"/>
         </w:rPr>
-        <w:t>〔第一段：概括答辩立场及争议焦点。〕</w:t>
+        <w:t>〔用简短段落概括总体答辩结论、核心争点和主要裁判路径，不写内部策略。〕</w:t>
+      </w:r>
+    </w:p>
+    <w:p>
+      <w:pPr>
+        <w:pStyle w:val="LegalNoIndent"/>
+      </w:pPr>
+      <w:r>
+        <w:rPr>
+          <w:rFonts w:ascii="仿宋_GB2312" w:hAnsi="仿宋_GB2312" w:eastAsia="仿宋_GB2312"/>
+        </w:rPr>
+      </w:r>
+    </w:p>
+    <w:p>
+      <w:pPr>
+        <w:pStyle w:val="LegalHeading"/>
+      </w:pPr>
+      <w:r>
+        <w:rPr>
+          <w:rFonts w:ascii="黑体" w:hAnsi="黑体" w:eastAsia="黑体"/>
+        </w:rPr>
+        <w:t>三、事实与理由</w:t>
       </w:r>
     </w:p>
     <w:p>
@@ -222,10 +239,9 @@
       </w:pPr>
       <w:r>
         <w:rPr>
-          <w:rFonts w:ascii="Times New Roman" w:hAnsi="Times New Roman" w:eastAsia="仿宋_GB2312"/>
-          <w:sz w:val="32"/>
+          <w:rFonts w:ascii="仿宋_GB2312" w:hAnsi="仿宋_GB2312" w:eastAsia="仿宋_GB2312"/>
         </w:rPr>
-        <w:t>〔第二段：针对仲裁申请书中的事实、金额、责任承担逐项回应。〕</w:t>
+        <w:t>〔针对仲裁请求逐项回应；先处理可能直接决定请求能否成立的程序、合同或履行事实。〕</w:t>
       </w:r>
     </w:p>
     <w:p>
@@ -234,29 +250,9 @@
       </w:pPr>
       <w:r>
         <w:rPr>
-          <w:rFonts w:ascii="Times New Roman" w:hAnsi="Times New Roman" w:eastAsia="仿宋_GB2312"/>
-          <w:sz w:val="32"/>
+          <w:rFonts w:ascii="仿宋_GB2312" w:hAnsi="仿宋_GB2312" w:eastAsia="仿宋_GB2312"/>
         </w:rPr>
-        <w:t>〔第三段：结合合同约定、履行情况、证据材料提出抗辩理由。〕</w:t>
-      </w:r>
-    </w:p>
-    <w:p>
-      <w:pPr>
-        <w:pStyle w:val="LegalNoIndent"/>
-        <w:spacing w:line="560" w:lineRule="exact"/>
-      </w:pPr>
-    </w:p>
-    <w:p>
-      <w:pPr>
-        <w:pStyle w:val="LegalHeading"/>
-      </w:pPr>
-      <w:r>
-        <w:rPr>
-          <w:rFonts w:ascii="Times New Roman" w:hAnsi="Times New Roman" w:eastAsia="黑体"/>
-          <w:b/>
-          <w:sz w:val="32"/>
-        </w:rPr>
-        <w:t>三、证据和证据来源</w:t>
+        <w:t>〔围绕责任基础、金额计算、履行情况和其他必要争点展开；按案件实际增删分项，不机械套用示例论点。〕</w:t>
       </w:r>
     </w:p>
     <w:p>
@@ -265,17 +261,10 @@
       </w:pPr>
       <w:r>
         <w:rPr>
-          <w:rFonts w:ascii="Times New Roman" w:hAnsi="Times New Roman" w:eastAsia="仿宋_GB2312"/>
-          <w:sz w:val="32"/>
+          <w:rFonts w:ascii="仿宋_GB2312" w:hAnsi="仿宋_GB2312" w:eastAsia="仿宋_GB2312"/>
         </w:rPr>
-        <w:t>答辩人将随本答辩书提交证据目录及证据材料，具体证据名称、页码和证明事项详见证据目录。</w:t>
+        <w:t>〔仅写入有材料支持并经核验的事实与法律依据；证据名称、编号、页码和证明事项另见同步生成的证据目录。〕</w:t>
       </w:r>
-    </w:p>
-    <w:p>
-      <w:pPr>
-        <w:pStyle w:val="LegalNoIndent"/>
-        <w:spacing w:line="560" w:lineRule="exact"/>
-      </w:pPr>
     </w:p>
     <w:p>
       <w:pPr>
@@ -283,8 +272,49 @@
       </w:pPr>
       <w:r>
         <w:rPr>
-          <w:rFonts w:ascii="Times New Roman" w:hAnsi="Times New Roman" w:eastAsia="仿宋_GB2312"/>
-          <w:sz w:val="32"/>
+          <w:rFonts w:ascii="仿宋_GB2312" w:hAnsi="仿宋_GB2312" w:eastAsia="仿宋_GB2312"/>
+        </w:rPr>
+      </w:r>
+    </w:p>
+    <w:p>
+      <w:pPr>
+        <w:pStyle w:val="LegalHeading"/>
+      </w:pPr>
+      <w:r>
+        <w:rPr>
+          <w:rFonts w:ascii="黑体" w:hAnsi="黑体" w:eastAsia="黑体"/>
+        </w:rPr>
+        <w:t>四、综合意见</w:t>
+      </w:r>
+    </w:p>
+    <w:p>
+      <w:pPr>
+        <w:pStyle w:val="LegalBody"/>
+      </w:pPr>
+      <w:r>
+        <w:rPr>
+          <w:rFonts w:ascii="仿宋_GB2312" w:hAnsi="仿宋_GB2312" w:eastAsia="仿宋_GB2312"/>
+        </w:rPr>
+        <w:t>〔归纳事实、证据和法律依据与答辩请求之间的对应关系，请求仲裁庭依法裁决。〕</w:t>
+      </w:r>
+    </w:p>
+    <w:p>
+      <w:pPr>
+        <w:pStyle w:val="LegalNoIndent"/>
+      </w:pPr>
+      <w:r>
+        <w:rPr>
+          <w:rFonts w:ascii="仿宋_GB2312" w:hAnsi="仿宋_GB2312" w:eastAsia="仿宋_GB2312"/>
+        </w:rPr>
+      </w:r>
+    </w:p>
+    <w:p>
+      <w:pPr>
+        <w:pStyle w:val="LegalNoIndent"/>
+      </w:pPr>
+      <w:r>
+        <w:rPr>
+          <w:rFonts w:ascii="仿宋_GB2312" w:hAnsi="仿宋_GB2312" w:eastAsia="仿宋_GB2312"/>
         </w:rPr>
         <w:t>此致</w:t>
       </w:r>
@@ -295,8 +325,7 @@
       </w:pPr>
       <w:r>
         <w:rPr>
-          <w:rFonts w:ascii="Times New Roman" w:hAnsi="Times New Roman" w:eastAsia="仿宋_GB2312"/>
-          <w:sz w:val="32"/>
+          <w:rFonts w:ascii="仿宋_GB2312" w:hAnsi="仿宋_GB2312" w:eastAsia="仿宋_GB2312"/>
         </w:rPr>
         <w:t>〔仲裁委员会名称〕</w:t>
       </w:r>
@@ -304,14 +333,22 @@
     <w:p>
       <w:pPr>
         <w:pStyle w:val="LegalNoIndent"/>
-        <w:spacing w:line="560" w:lineRule="exact"/>
       </w:pPr>
+      <w:r>
+        <w:rPr>
+          <w:rFonts w:ascii="仿宋_GB2312" w:hAnsi="仿宋_GB2312" w:eastAsia="仿宋_GB2312"/>
+        </w:rPr>
+      </w:r>
     </w:p>
     <w:p>
       <w:pPr>
         <w:pStyle w:val="LegalNoIndent"/>
-        <w:spacing w:line="560" w:lineRule="exact"/>
       </w:pPr>
+      <w:r>
+        <w:rPr>
+          <w:rFonts w:ascii="仿宋_GB2312" w:hAnsi="仿宋_GB2312" w:eastAsia="仿宋_GB2312"/>
+        </w:rPr>
+      </w:r>
     </w:p>
     <w:p>
       <w:pPr>
@@ -319,8 +356,7 @@
       </w:pPr>
       <w:r>
         <w:rPr>
-          <w:rFonts w:ascii="Times New Roman" w:hAnsi="Times New Roman" w:eastAsia="仿宋_GB2312"/>
-          <w:sz w:val="32"/>
+          <w:rFonts w:ascii="仿宋_GB2312" w:hAnsi="仿宋_GB2312" w:eastAsia="仿宋_GB2312"/>
         </w:rPr>
         <w:t>答辩人：〔签名或盖章〕</w:t>
       </w:r>
@@ -331,8 +367,7 @@
       </w:pPr>
       <w:r>
         <w:rPr>
-          <w:rFonts w:ascii="Times New Roman" w:hAnsi="Times New Roman" w:eastAsia="仿宋_GB2312"/>
-          <w:sz w:val="32"/>
+          <w:rFonts w:ascii="仿宋_GB2312" w:hAnsi="仿宋_GB2312" w:eastAsia="仿宋_GB2312"/>
         </w:rPr>
         <w:t>〔    〕年〔  〕月〔  〕日</w:t>
       </w:r>
